--- a/descargas/tarjeta_rodilla.docx
+++ b/descargas/tarjeta_rodilla.docx
@@ -1981,7 +1981,7 @@
                 <w:sz w:val="16"/>
                 <w:szCs w:val="16"/>
               </w:rPr>
-              <w:t xml:space="preserve">Confirmar: mecanismo de pivote + derrame inmediato + Lachman positivo → S 0,58 · E 0,95 · LR+ 17,5. Descartar: sin mecanismo de pivote ni chasquido + Lachman o pivot shift negativos → S 0,93 · E 0,87 · LR− 0,08.</w:t>
+              <w:t xml:space="preserve">Confirmar: mecanismo de pivote + derrame inmediato + Lachman positivo → S 0,82 · E 0,95 · LR+ 17,5. Descartar: sin mecanismo de pivote ni chasquido + Lachman o pivot shift negativos → S 0,93 · E 0,87 · LR− 0,08.</w:t>
             </w:r>
           </w:p>
         </w:tc>
